--- a/新.论文.1.docx
+++ b/新.论文.1.docx
@@ -632,13 +632,8 @@
         <w:t>：集成</w:t>
       </w:r>
       <w:r>
-        <w:t xml:space="preserve"> </w:t>
-      </w:r>
-      <w:proofErr w:type="spellStart"/>
-      <w:r>
-        <w:t>DeepSee</w:t>
-      </w:r>
-      <w:proofErr w:type="spellEnd"/>
+        <w:t xml:space="preserve"> DeepSee</w:t>
+      </w:r>
       <w:r>
         <w:t>语言模型，用于代码生成</w:t>
       </w:r>
@@ -2453,15 +2448,7 @@
         <w:t>）利用</w:t>
       </w:r>
       <w:r>
-        <w:t xml:space="preserve"> </w:t>
-      </w:r>
-      <w:proofErr w:type="spellStart"/>
-      <w:r>
-        <w:t>BiLSTM</w:t>
-      </w:r>
-      <w:proofErr w:type="spellEnd"/>
-      <w:r>
-        <w:t xml:space="preserve">-CRF </w:t>
+        <w:t xml:space="preserve"> BiLSTM-CRF </w:t>
       </w:r>
       <w:r>
         <w:t>节点抽取与多层级命名实体识别的方法，将教材大纲中的章节层级、难度分级自动映射到图谱节点，并以</w:t>
@@ -5104,11 +5091,9 @@
       <w:r>
         <w:t>问答系统，系统不仅能够实时响应学生的提问，还能根据知识图谱中的教学大纲和学生画像，为教师提供个性化的教学决策建议，例如推荐补充案例或调整教学节奏，从而实现人机混合智能（</w:t>
       </w:r>
-      <w:proofErr w:type="spellStart"/>
       <w:r>
         <w:t>human+machine</w:t>
       </w:r>
-      <w:proofErr w:type="spellEnd"/>
       <w:r>
         <w:t>）的协同教学模式</w:t>
       </w:r>
@@ -5334,11 +5319,9 @@
       <w:r>
         <w:t>构建，负责交互页面渲染与数据可视化，划分为三个子模块：</w:t>
       </w:r>
-      <w:proofErr w:type="spellStart"/>
       <w:r>
         <w:t>ChatPanel</w:t>
       </w:r>
-      <w:proofErr w:type="spellEnd"/>
       <w:r>
         <w:t>（</w:t>
       </w:r>
@@ -5348,27 +5331,21 @@
       <w:r>
         <w:t>问答）、</w:t>
       </w:r>
-      <w:proofErr w:type="spellStart"/>
       <w:r>
         <w:t>NeoGraph</w:t>
       </w:r>
-      <w:proofErr w:type="spellEnd"/>
       <w:r>
         <w:t>（概念可视化）、</w:t>
       </w:r>
-      <w:proofErr w:type="spellStart"/>
       <w:r>
         <w:t>LearnPanel</w:t>
       </w:r>
-      <w:proofErr w:type="spellEnd"/>
       <w:r>
         <w:t>（学习记录）。后端使用</w:t>
       </w:r>
-      <w:proofErr w:type="spellStart"/>
       <w:r>
         <w:t>FastAPI</w:t>
       </w:r>
-      <w:proofErr w:type="spellEnd"/>
       <w:r>
         <w:t>实现</w:t>
       </w:r>
@@ -5492,9 +5469,9 @@
         </w:rPr>
         <w:lastRenderedPageBreak/>
         <w:drawing>
-          <wp:inline distT="0" distB="0" distL="0" distR="0" wp14:anchorId="4F768435" wp14:editId="10BAD367">
-            <wp:extent cx="5068444" cy="3705225"/>
-            <wp:effectExtent l="0" t="0" r="0" b="0"/>
+          <wp:inline distT="0" distB="0" distL="0" distR="0" wp14:anchorId="4F768435" wp14:editId="37EA030A">
+            <wp:extent cx="3674296" cy="2686050"/>
+            <wp:effectExtent l="0" t="0" r="2540" b="0"/>
             <wp:docPr id="1455962948" name="图片 1" descr="图示&#10;&#10;AI 生成的内容可能不正确。"/>
             <wp:cNvGraphicFramePr>
               <a:graphicFrameLocks xmlns:a="http://schemas.openxmlformats.org/drawingml/2006/main" noChangeAspect="1"/>
@@ -5521,7 +5498,7 @@
                   <pic:spPr>
                     <a:xfrm>
                       <a:off x="0" y="0"/>
-                      <a:ext cx="5083176" cy="3715995"/>
+                      <a:ext cx="3677534" cy="2688417"/>
                     </a:xfrm>
                     <a:prstGeom prst="rect">
                       <a:avLst/>
@@ -5569,9 +5546,1262 @@
       <w:pPr>
         <w:ind w:firstLineChars="0" w:firstLine="0"/>
         <w:rPr>
-          <w:rFonts w:hint="eastAsia"/>
-          <w:b/>
-          <w:bCs/>
+          <w:b/>
+          <w:bCs/>
+        </w:rPr>
+      </w:pPr>
+      <w:r>
+        <w:rPr>
+          <w:b/>
+          <w:bCs/>
+        </w:rPr>
+        <w:t xml:space="preserve">3.2.1 </w:t>
+      </w:r>
+      <w:r>
+        <w:rPr>
+          <w:b/>
+          <w:bCs/>
+        </w:rPr>
+        <w:t>知识图谱构建模块</w:t>
+      </w:r>
+    </w:p>
+    <w:p>
+      <w:pPr>
+        <w:ind w:firstLineChars="0" w:firstLine="0"/>
+        <w:rPr>
+          <w:rFonts w:hint="eastAsia"/>
+          <w:b/>
+          <w:bCs/>
+        </w:rPr>
+      </w:pPr>
+      <w:r>
+        <w:rPr>
+          <w:rFonts w:hint="eastAsia"/>
+          <w:b/>
+          <w:bCs/>
+        </w:rPr>
+        <w:t>3.2.1.1</w:t>
+      </w:r>
+      <w:r>
+        <w:rPr>
+          <w:b/>
+          <w:bCs/>
+        </w:rPr>
+        <w:t>多源融合</w:t>
+      </w:r>
+    </w:p>
+    <w:p>
+      <w:pPr>
+        <w:ind w:firstLineChars="0" w:firstLine="0"/>
+      </w:pPr>
+      <w:r>
+        <w:t>本系统从多个异构数据源收集技术实体信息，包括维基百科、</w:t>
+      </w:r>
+      <w:r>
+        <w:t>Stack Overflow</w:t>
+      </w:r>
+      <w:r>
+        <w:t>、</w:t>
+      </w:r>
+      <w:r>
+        <w:t>GitHub</w:t>
+      </w:r>
+      <w:r>
+        <w:t>以及搜索引擎（如</w:t>
+      </w:r>
+      <w:r>
+        <w:t>DuckDuckGo</w:t>
+      </w:r>
+      <w:r>
+        <w:t>）。例如，通过爬虫或</w:t>
+      </w:r>
+      <w:r>
+        <w:t>API</w:t>
+      </w:r>
+      <w:r>
+        <w:t>自动获取维基百科页面摘要和类别、</w:t>
+      </w:r>
+      <w:r>
+        <w:t>SO</w:t>
+      </w:r>
+      <w:r>
+        <w:t>上的问题</w:t>
+      </w:r>
+      <w:r>
+        <w:t>/</w:t>
+      </w:r>
+      <w:r>
+        <w:t>答案</w:t>
+      </w:r>
+      <w:r>
+        <w:t>/</w:t>
+      </w:r>
+      <w:r>
+        <w:t>代码片段、</w:t>
+      </w:r>
+      <w:r>
+        <w:t>GitHub</w:t>
+      </w:r>
+      <w:r>
+        <w:t>中与技术相关的仓库元数据（如</w:t>
+      </w:r>
+      <w:r>
+        <w:t>star</w:t>
+      </w:r>
+      <w:r>
+        <w:t>数、依赖信息），并利用搜索引擎补充遗漏信息。由于不同来源数据格式和粒度不同，需要进行融合处理：首先对技术名称进行规范化（如将名称小写并去除特殊字符），以统一多源中的实体标识；然后以此统一实体键将各源信息（摘要、标签、星级等）合并到同一个知识图谱节点上。</w:t>
+      </w:r>
+    </w:p>
+    <w:p>
+      <w:pPr>
+        <w:ind w:firstLineChars="0" w:firstLine="0"/>
+        <w:rPr>
+          <w:rFonts w:hint="eastAsia"/>
+        </w:rPr>
+      </w:pPr>
+    </w:p>
+    <w:p>
+      <w:pPr>
+        <w:ind w:firstLineChars="0" w:firstLine="0"/>
+        <w:rPr>
+          <w:rFonts w:hint="eastAsia"/>
+        </w:rPr>
+      </w:pPr>
+      <w:r>
+        <w:rPr>
+          <w:rFonts w:hint="eastAsia"/>
+        </w:rPr>
+        <w:t>3.2.1.2</w:t>
+      </w:r>
+      <w:r>
+        <w:t>图谱建模与节点设计</w:t>
+      </w:r>
+    </w:p>
+    <w:p>
+      <w:pPr>
+        <w:ind w:firstLineChars="0" w:firstLine="0"/>
+      </w:pPr>
+      <w:r>
+        <w:t>知识图谱中的节点代表技术实体或概念。每个节点具有一个或多个标签</w:t>
+      </w:r>
+      <w:r>
+        <w:t>(label)</w:t>
+      </w:r>
+      <w:r>
+        <w:t>表示其类别（例如</w:t>
+      </w:r>
+      <w:r>
+        <w:t>“</w:t>
+      </w:r>
+      <w:r>
+        <w:t>语言</w:t>
+      </w:r>
+      <w:r>
+        <w:t>”</w:t>
+      </w:r>
+      <w:r>
+        <w:t>、</w:t>
+      </w:r>
+      <w:r>
+        <w:t>“</w:t>
+      </w:r>
+      <w:r>
+        <w:t>框架</w:t>
+      </w:r>
+      <w:r>
+        <w:t>”</w:t>
+      </w:r>
+      <w:r>
+        <w:t>、</w:t>
+      </w:r>
+      <w:r>
+        <w:t>“</w:t>
+      </w:r>
+      <w:r>
+        <w:t>工具</w:t>
+      </w:r>
+      <w:r>
+        <w:t>”</w:t>
+      </w:r>
+      <w:r>
+        <w:t>、</w:t>
+      </w:r>
+      <w:r>
+        <w:t>“</w:t>
+      </w:r>
+      <w:r>
+        <w:t>数据库</w:t>
+      </w:r>
+      <w:r>
+        <w:t>”</w:t>
+      </w:r>
+      <w:r>
+        <w:t>等），并包含相关属性</w:t>
+      </w:r>
+      <w:r>
+        <w:t>(properties)</w:t>
+      </w:r>
+      <w:r>
+        <w:t>存储元数据。根据</w:t>
+      </w:r>
+      <w:r>
+        <w:t>Neo4j</w:t>
+      </w:r>
+      <w:r>
+        <w:t>的模型设计，每个节点都可以有标签标识类型，并可选地携带一组属性</w:t>
+      </w:r>
+      <w:r>
+        <w:rPr>
+          <w:rFonts w:hint="eastAsia"/>
+        </w:rPr>
+        <w:t>[31]</w:t>
+      </w:r>
+      <w:r>
+        <w:t>。在本系统中，典型的节点属性包括</w:t>
+      </w:r>
+      <w:r>
+        <w:t>summary</w:t>
+      </w:r>
+      <w:r>
+        <w:t>（技术简介字符串）、</w:t>
+      </w:r>
+      <w:r>
+        <w:t>gh_stars</w:t>
+      </w:r>
+      <w:r>
+        <w:t>（来自</w:t>
+      </w:r>
+      <w:r>
+        <w:t>GitHub</w:t>
+      </w:r>
+      <w:r>
+        <w:t>的星级数值）、</w:t>
+      </w:r>
+      <w:r>
+        <w:t>so_tags</w:t>
+      </w:r>
+      <w:r>
+        <w:t>（</w:t>
+      </w:r>
+      <w:r>
+        <w:t>StackOverflow</w:t>
+      </w:r>
+      <w:r>
+        <w:t>标签列表或数量）等。通过对技术名称进行规范化（如</w:t>
+      </w:r>
+      <w:r>
+        <w:t>norm()</w:t>
+      </w:r>
+      <w:r>
+        <w:t>函数去除大小写、空格和符号差异），可以确保同一个实体在不同来源中的名称一致，从而避免重复节点。节</w:t>
+      </w:r>
+      <w:r>
+        <w:lastRenderedPageBreak/>
+        <w:t>点的类别可通过额外的标签或属性字段区分，例如给框架类型打上</w:t>
+      </w:r>
+      <w:r>
+        <w:t>Framework</w:t>
+      </w:r>
+      <w:r>
+        <w:t>标签，给数据库类型打上</w:t>
+      </w:r>
+      <w:r>
+        <w:t>Database</w:t>
+      </w:r>
+      <w:r>
+        <w:t>标签，或在属性中指定</w:t>
+      </w:r>
+      <w:r>
+        <w:t>category</w:t>
+      </w:r>
+      <w:r>
+        <w:t>字段。这样，每个技术节点同时包含了丰富的属性数据和语义分类，便于后续查询和可视化。</w:t>
+      </w:r>
+    </w:p>
+    <w:p>
+      <w:pPr>
+        <w:ind w:firstLineChars="0" w:firstLine="0"/>
+        <w:rPr>
+          <w:rFonts w:hint="eastAsia"/>
+        </w:rPr>
+      </w:pPr>
+      <w:r>
+        <w:rPr>
+          <w:rFonts w:hint="eastAsia"/>
+        </w:rPr>
+        <w:t xml:space="preserve">3.2.1.3 </w:t>
+      </w:r>
+      <w:r>
+        <w:t>关系设计</w:t>
+      </w:r>
+    </w:p>
+    <w:p>
+      <w:pPr>
+        <w:ind w:firstLineChars="0" w:firstLine="0"/>
+      </w:pPr>
+      <w:r>
+        <w:t>节点之间的边表达实体间的语义关联。常见关系类型包括：</w:t>
+      </w:r>
+      <w:r>
+        <w:t>USES</w:t>
+      </w:r>
+      <w:r>
+        <w:t>关系表示技术依赖（例如一个项目技术栈中的组件使用关系）；</w:t>
+      </w:r>
+      <w:r>
+        <w:t>HAS_SO</w:t>
+      </w:r>
+      <w:r>
+        <w:t>表示技术实体与</w:t>
+      </w:r>
+      <w:r>
+        <w:t>StackOverflow</w:t>
+      </w:r>
+      <w:r>
+        <w:t>问题的关联（即该技术拥有的相关提问）；</w:t>
+      </w:r>
+      <w:r>
+        <w:t>HAS_ANSWER</w:t>
+      </w:r>
+      <w:r>
+        <w:t>和</w:t>
+      </w:r>
+      <w:r>
+        <w:t>HAS_CODE</w:t>
+      </w:r>
+      <w:r>
+        <w:t>表示问题与其答案节点或代码片段节点之间的联系；</w:t>
+      </w:r>
+      <w:r>
+        <w:t>WIKI_REL</w:t>
+      </w:r>
+      <w:r>
+        <w:t>和</w:t>
+      </w:r>
+      <w:r>
+        <w:t>SO_REL</w:t>
+      </w:r>
+      <w:r>
+        <w:t>则表示通过维基百科或</w:t>
+      </w:r>
+      <w:r>
+        <w:t>SO</w:t>
+      </w:r>
+      <w:r>
+        <w:t>标签挖掘出的技术间关联（如维基页面互链或标签共现）。每条关系都有一个类型（如上述名称）和可选的属性，并链接两个节点</w:t>
+      </w:r>
+      <w:r>
+        <w:rPr>
+          <w:rFonts w:hint="eastAsia"/>
+        </w:rPr>
+        <w:t>[31]</w:t>
+      </w:r>
+      <w:r>
+        <w:t>。在实际构建中，通常使用</w:t>
+      </w:r>
+      <w:r>
+        <w:t>Cypher</w:t>
+      </w:r>
+      <w:r>
+        <w:t>的</w:t>
+      </w:r>
+      <w:r>
+        <w:t>MERGE</w:t>
+      </w:r>
+      <w:r>
+        <w:t>语句创建关系，如</w:t>
+      </w:r>
+      <w:r>
+        <w:t>MERGE (a)-[:USES]-&gt;(b)</w:t>
+      </w:r>
+      <w:r>
+        <w:t>，保证关联边不重复。各关系语义由其名称定义，例如</w:t>
+      </w:r>
+      <w:r>
+        <w:t>USES</w:t>
+      </w:r>
+      <w:r>
+        <w:t>突出表达依赖使用语义，</w:t>
+      </w:r>
+      <w:r>
+        <w:t>HAS_SO/HAS_ANSWER/HAS_CODE</w:t>
+      </w:r>
+      <w:r>
+        <w:t>则明确表示包含关系，帮助捕获技术文档、问答和代码示例之间的结构化联系。总体来看，关系的设计遵循</w:t>
+      </w:r>
+      <w:r>
+        <w:t>KG</w:t>
+      </w:r>
+      <w:r>
+        <w:t>的常见模式：以有意义的标签标识类型并连接相应实</w:t>
+      </w:r>
+      <w:r>
+        <w:rPr>
+          <w:rFonts w:hint="eastAsia"/>
+        </w:rPr>
+        <w:t>体</w:t>
+      </w:r>
+      <w:r>
+        <w:rPr>
+          <w:rFonts w:hint="eastAsia"/>
+        </w:rPr>
+        <w:t>[31]</w:t>
+      </w:r>
+      <w:r>
+        <w:t>。</w:t>
+      </w:r>
+    </w:p>
+    <w:p>
+      <w:pPr>
+        <w:ind w:firstLineChars="0" w:firstLine="0"/>
+        <w:rPr>
+          <w:rFonts w:hint="eastAsia"/>
+        </w:rPr>
+      </w:pPr>
+    </w:p>
+    <w:p>
+      <w:pPr>
+        <w:ind w:firstLineChars="0" w:firstLine="0"/>
+      </w:pPr>
+      <w:r>
+        <w:rPr>
+          <w:rFonts w:hint="eastAsia"/>
+        </w:rPr>
+        <w:t>3.2.1.4</w:t>
+      </w:r>
+      <w:r>
+        <w:t>数据写入策略</w:t>
+      </w:r>
+    </w:p>
+    <w:p>
+      <w:pPr>
+        <w:ind w:firstLineChars="0" w:firstLine="0"/>
+        <w:rPr>
+          <w:rFonts w:hint="eastAsia"/>
+        </w:rPr>
+      </w:pPr>
+    </w:p>
+    <w:p>
+      <w:pPr>
+        <w:ind w:firstLineChars="0" w:firstLine="0"/>
+      </w:pPr>
+      <w:r>
+        <w:t>为了保证多次运行脚本的安全性</w:t>
+      </w:r>
+      <w:r>
+        <w:rPr>
+          <w:rFonts w:hint="eastAsia"/>
+        </w:rPr>
+        <w:t>和唯一性</w:t>
+      </w:r>
+      <w:r>
+        <w:t>，数据写入使用</w:t>
+      </w:r>
+      <w:r>
+        <w:t>Neo4j</w:t>
+      </w:r>
+      <w:r>
+        <w:t>的</w:t>
+      </w:r>
+      <w:r>
+        <w:t>MERGE</w:t>
+      </w:r>
+      <w:r>
+        <w:t>语句</w:t>
+      </w:r>
+      <w:r>
+        <w:rPr>
+          <w:rFonts w:hint="eastAsia"/>
+        </w:rPr>
+        <w:t>[</w:t>
+      </w:r>
+      <w:r>
+        <w:rPr>
+          <w:rFonts w:hint="eastAsia"/>
+        </w:rPr>
+        <w:t>31]</w:t>
+      </w:r>
+      <w:r>
+        <w:t>。</w:t>
+      </w:r>
+      <w:r>
+        <w:t>MERGE</w:t>
+      </w:r>
+      <w:r>
+        <w:t>会尝试匹配已存在的节点或关系，若不存在则自动创建，从而避免重复数据的产生</w:t>
+      </w:r>
+      <w:r>
+        <w:rPr>
+          <w:rFonts w:hint="eastAsia"/>
+        </w:rPr>
+        <w:t>[31]</w:t>
+      </w:r>
+      <w:r>
+        <w:t>。例如，脚本常用语句</w:t>
+      </w:r>
+      <w:r>
+        <w:t>MERGE (t:Tech {name: "...", category: "Framework"})</w:t>
+      </w:r>
+      <w:r>
+        <w:t>来保证具有相同名称和类别的技术节点唯一。结合</w:t>
+      </w:r>
+      <w:r>
+        <w:t>ON CREATE</w:t>
+      </w:r>
+      <w:r>
+        <w:t>和</w:t>
+      </w:r>
+      <w:r>
+        <w:t>ON MATCH</w:t>
+      </w:r>
+      <w:r>
+        <w:t>子句，可以分别定义首次创建时与已有匹配时的属性赋值</w:t>
+      </w:r>
+      <w:r>
+        <w:rPr>
+          <w:rFonts w:hint="eastAsia"/>
+        </w:rPr>
+        <w:t>逻辑</w:t>
+      </w:r>
+      <w:r>
+        <w:rPr>
+          <w:rFonts w:hint="eastAsia"/>
+        </w:rPr>
+        <w:t>[31]</w:t>
+      </w:r>
+      <w:r>
+        <w:t>。例如，在</w:t>
+      </w:r>
+      <w:r>
+        <w:t>MERGE</w:t>
+      </w:r>
+      <w:r>
+        <w:t>后使用</w:t>
+      </w:r>
+      <w:r>
+        <w:t>ON CREATE SET t.summary=..., ON MATCH SET t.lastSeen=timestamp()</w:t>
+      </w:r>
+      <w:r>
+        <w:t>，即可区分</w:t>
+      </w:r>
+      <w:r>
+        <w:t>CREATE</w:t>
+      </w:r>
+      <w:r>
+        <w:t>和</w:t>
+      </w:r>
+      <w:r>
+        <w:t>UPDATE</w:t>
+      </w:r>
+      <w:r>
+        <w:t>的处理。通过这种方式，新增节点时填充初始属性，已有节点时仅更新部分字段，实现了安全的插入或更新操</w:t>
+      </w:r>
+      <w:r>
+        <w:rPr>
+          <w:rFonts w:hint="eastAsia"/>
+        </w:rPr>
+        <w:t>作</w:t>
+      </w:r>
+      <w:r>
+        <w:rPr>
+          <w:rFonts w:hint="eastAsia"/>
+        </w:rPr>
+        <w:t>[31]</w:t>
+      </w:r>
+      <w:r>
+        <w:t>。同时可对关键属性（如名称）建立唯一性约束，进一步确保实体标识的一致性。</w:t>
+      </w:r>
+    </w:p>
+    <w:p>
+      <w:pPr>
+        <w:ind w:firstLineChars="0" w:firstLine="0"/>
+      </w:pPr>
+      <w:r>
+        <w:rPr>
+          <w:rFonts w:hint="eastAsia"/>
+        </w:rPr>
+        <w:t>3.2.1.5</w:t>
+      </w:r>
+      <w:r>
+        <w:t>异常与限流</w:t>
+      </w:r>
+    </w:p>
+    <w:p>
+      <w:pPr>
+        <w:ind w:firstLineChars="0" w:firstLine="0"/>
+        <w:rPr>
+          <w:rFonts w:hint="eastAsia"/>
+        </w:rPr>
+      </w:pPr>
+      <w:r>
+        <w:lastRenderedPageBreak/>
+        <w:t>在从外部服务获取数据时，脚本需要健壮的异常处理和限流策略。例如，</w:t>
+      </w:r>
+      <w:r>
+        <w:t>StackOverflow API</w:t>
+      </w:r>
+      <w:r>
+        <w:t>有严格的频率限制和</w:t>
+      </w:r>
+      <w:r>
+        <w:t>backoff</w:t>
+      </w:r>
+      <w:r>
+        <w:t>机制。常用的</w:t>
+      </w:r>
+      <w:r>
+        <w:t>Python</w:t>
+      </w:r>
+      <w:r>
+        <w:t>库</w:t>
+      </w:r>
+      <w:r>
+        <w:t>StackAPI</w:t>
+      </w:r>
+      <w:r>
+        <w:t>会自动遵循</w:t>
+      </w:r>
+      <w:r>
+        <w:t>API</w:t>
+      </w:r>
+      <w:r>
+        <w:t>返回的</w:t>
+      </w:r>
+      <w:r>
+        <w:t>backoff</w:t>
+      </w:r>
+      <w:r>
+        <w:t>参数，在需要时暂停请求以避免超限</w:t>
+      </w:r>
+      <w:r>
+        <w:rPr>
+          <w:rFonts w:hint="eastAsia"/>
+        </w:rPr>
+        <w:t>[32]</w:t>
+      </w:r>
+      <w:r>
+        <w:t>。脚本中可捕获</w:t>
+      </w:r>
+      <w:r>
+        <w:t>HTTP</w:t>
+      </w:r>
+      <w:r>
+        <w:t>错误或超时异常，并采用退避策略（如指数退避）重试请求，或在连续失败后跳过当前任务。同时，可设置并发请求数上限，以符合</w:t>
+      </w:r>
+      <w:r>
+        <w:t>GitHub Search</w:t>
+      </w:r>
+      <w:r>
+        <w:t>等服务的速率限制。对于</w:t>
+      </w:r>
+      <w:r>
+        <w:t>DuckDuckGo</w:t>
+      </w:r>
+      <w:r>
+        <w:t>等普通搜索接口，需检查返回结果格式有效性，若解析失败则记录日志或尝试备用查询。更广义地，设计时可以考虑重试和回退（</w:t>
+      </w:r>
+      <w:r>
+        <w:t>fallback</w:t>
+      </w:r>
+      <w:r>
+        <w:t>）模式：当调用某服务失败时，提供默认值或降级结果，以避免整个流程中断</w:t>
+      </w:r>
+      <w:r>
+        <w:rPr>
+          <w:rFonts w:hint="eastAsia"/>
+        </w:rPr>
+        <w:t>[33]</w:t>
+      </w:r>
+      <w:r>
+        <w:t>。例如，当</w:t>
+      </w:r>
+      <w:r>
+        <w:t>SO</w:t>
+      </w:r>
+      <w:r>
+        <w:t>接口不可用时，可暂时跳过该步骤，后续再补充。通过这些容错和限流机制，系统能够在遭遇临时服务故障或频率限制时仍然稳定运行。</w:t>
+      </w:r>
+    </w:p>
+    <w:p>
+      <w:pPr>
+        <w:ind w:firstLineChars="0" w:firstLine="0"/>
+      </w:pPr>
+      <w:r>
+        <w:drawing>
+          <wp:inline distT="0" distB="0" distL="0" distR="0" wp14:anchorId="714FBF73" wp14:editId="45DD1A52">
+            <wp:extent cx="5274310" cy="2477577"/>
+            <wp:effectExtent l="0" t="0" r="2540" b="0"/>
+            <wp:docPr id="1196548907" name="图片 1" descr="图示&#10;&#10;AI 生成的内容可能不正确。"/>
+            <wp:cNvGraphicFramePr>
+              <a:graphicFrameLocks xmlns:a="http://schemas.openxmlformats.org/drawingml/2006/main" noChangeAspect="1"/>
+            </wp:cNvGraphicFramePr>
+            <a:graphic xmlns:a="http://schemas.openxmlformats.org/drawingml/2006/main">
+              <a:graphicData uri="http://schemas.openxmlformats.org/drawingml/2006/picture">
+                <pic:pic xmlns:pic="http://schemas.openxmlformats.org/drawingml/2006/picture">
+                  <pic:nvPicPr>
+                    <pic:cNvPr id="1196548907" name="图片 1" descr="图示&#10;&#10;AI 生成的内容可能不正确。"/>
+                    <pic:cNvPicPr/>
+                  </pic:nvPicPr>
+                  <pic:blipFill>
+                    <a:blip r:embed="rId6"/>
+                    <a:stretch>
+                      <a:fillRect/>
+                    </a:stretch>
+                  </pic:blipFill>
+                  <pic:spPr>
+                    <a:xfrm>
+                      <a:off x="0" y="0"/>
+                      <a:ext cx="5274310" cy="2477577"/>
+                    </a:xfrm>
+                    <a:prstGeom prst="rect">
+                      <a:avLst/>
+                    </a:prstGeom>
+                  </pic:spPr>
+                </pic:pic>
+              </a:graphicData>
+            </a:graphic>
+          </wp:inline>
+        </w:drawing>
+      </w:r>
+    </w:p>
+    <w:p>
+      <w:pPr>
+        <w:ind w:firstLineChars="0" w:firstLine="0"/>
+      </w:pPr>
+    </w:p>
+    <w:p>
+      <w:pPr>
+        <w:ind w:firstLineChars="0" w:firstLine="0"/>
+        <w:rPr>
+          <w:rFonts w:hint="eastAsia"/>
+        </w:rPr>
+      </w:pPr>
+    </w:p>
+    <w:p>
+      <w:pPr>
+        <w:ind w:firstLineChars="0" w:firstLine="0"/>
+        <w:rPr>
+          <w:b/>
+          <w:bCs/>
+        </w:rPr>
+      </w:pPr>
+      <w:r>
+        <w:rPr>
+          <w:b/>
+          <w:bCs/>
+        </w:rPr>
+        <w:t>数据源概览</w:t>
+      </w:r>
+    </w:p>
+    <w:tbl>
+      <w:tblPr>
+        <w:tblStyle w:val="610"/>
+        <w:tblW w:w="0" w:type="auto"/>
+        <w:tblLook w:val="04A0" w:firstRow="1" w:lastRow="0" w:firstColumn="1" w:lastColumn="0" w:noHBand="0" w:noVBand="1"/>
+      </w:tblPr>
+      <w:tblGrid>
+        <w:gridCol w:w="2237"/>
+        <w:gridCol w:w="3398"/>
+        <w:gridCol w:w="2671"/>
+      </w:tblGrid>
+      <w:tr>
+        <w:trPr>
+          <w:cnfStyle w:val="100000000000" w:firstRow="1" w:lastRow="0" w:firstColumn="0" w:lastColumn="0" w:oddVBand="0" w:evenVBand="0" w:oddHBand="0" w:evenHBand="0" w:firstRowFirstColumn="0" w:firstRowLastColumn="0" w:lastRowFirstColumn="0" w:lastRowLastColumn="0"/>
+        </w:trPr>
+        <w:tc>
+          <w:tcPr>
+            <w:cnfStyle w:val="001000000000" w:firstRow="0" w:lastRow="0" w:firstColumn="1" w:lastColumn="0" w:oddVBand="0" w:evenVBand="0" w:oddHBand="0" w:evenHBand="0" w:firstRowFirstColumn="0" w:firstRowLastColumn="0" w:lastRowFirstColumn="0" w:lastRowLastColumn="0"/>
+            <w:tcW w:w="0" w:type="auto"/>
+            <w:hideMark/>
+          </w:tcPr>
+          <w:p>
+            <w:pPr>
+              <w:ind w:firstLine="482"/>
+            </w:pPr>
+            <w:r>
+              <w:t>数据源</w:t>
+            </w:r>
+          </w:p>
+        </w:tc>
+        <w:tc>
+          <w:tcPr>
+            <w:tcW w:w="0" w:type="auto"/>
+            <w:hideMark/>
+          </w:tcPr>
+          <w:p>
+            <w:pPr>
+              <w:ind w:firstLine="482"/>
+              <w:cnfStyle w:val="100000000000" w:firstRow="1" w:lastRow="0" w:firstColumn="0" w:lastColumn="0" w:oddVBand="0" w:evenVBand="0" w:oddHBand="0" w:evenHBand="0" w:firstRowFirstColumn="0" w:firstRowLastColumn="0" w:lastRowFirstColumn="0" w:lastRowLastColumn="0"/>
+            </w:pPr>
+            <w:r>
+              <w:t>调用方式</w:t>
+            </w:r>
+          </w:p>
+        </w:tc>
+        <w:tc>
+          <w:tcPr>
+            <w:tcW w:w="0" w:type="auto"/>
+            <w:hideMark/>
+          </w:tcPr>
+          <w:p>
+            <w:pPr>
+              <w:ind w:firstLine="482"/>
+              <w:cnfStyle w:val="100000000000" w:firstRow="1" w:lastRow="0" w:firstColumn="0" w:lastColumn="0" w:oddVBand="0" w:evenVBand="0" w:oddHBand="0" w:evenHBand="0" w:firstRowFirstColumn="0" w:firstRowLastColumn="0" w:lastRowFirstColumn="0" w:lastRowLastColumn="0"/>
+            </w:pPr>
+            <w:r>
+              <w:t>提取属性</w:t>
+            </w:r>
+          </w:p>
+        </w:tc>
+      </w:tr>
+      <w:tr>
+        <w:tc>
+          <w:tcPr>
+            <w:cnfStyle w:val="001000000000" w:firstRow="0" w:lastRow="0" w:firstColumn="1" w:lastColumn="0" w:oddVBand="0" w:evenVBand="0" w:oddHBand="0" w:evenHBand="0" w:firstRowFirstColumn="0" w:firstRowLastColumn="0" w:lastRowFirstColumn="0" w:lastRowLastColumn="0"/>
+            <w:tcW w:w="0" w:type="auto"/>
+            <w:hideMark/>
+          </w:tcPr>
+          <w:p>
+            <w:pPr>
+              <w:ind w:firstLineChars="0" w:firstLine="0"/>
+              <w:jc w:val="left"/>
+            </w:pPr>
+            <w:r>
+              <w:t>维基百科（</w:t>
+            </w:r>
+            <w:r>
+              <w:t>Wikipedia</w:t>
+            </w:r>
+            <w:r>
+              <w:t>）</w:t>
+            </w:r>
+          </w:p>
+        </w:tc>
+        <w:tc>
+          <w:tcPr>
+            <w:tcW w:w="0" w:type="auto"/>
+            <w:hideMark/>
+          </w:tcPr>
+          <w:p>
+            <w:pPr>
+              <w:ind w:firstLine="480"/>
+              <w:jc w:val="left"/>
+              <w:cnfStyle w:val="000000000000" w:firstRow="0" w:lastRow="0" w:firstColumn="0" w:lastColumn="0" w:oddVBand="0" w:evenVBand="0" w:oddHBand="0" w:evenHBand="0" w:firstRowFirstColumn="0" w:firstRowLastColumn="0" w:lastRowFirstColumn="0" w:lastRowLastColumn="0"/>
+            </w:pPr>
+            <w:r>
+              <w:t>使用</w:t>
+            </w:r>
+            <w:r>
+              <w:t xml:space="preserve"> wikipediaapi </w:t>
+            </w:r>
+            <w:r>
+              <w:t>库，通过页面标题批量抓取</w:t>
+            </w:r>
+          </w:p>
+        </w:tc>
+        <w:tc>
+          <w:tcPr>
+            <w:tcW w:w="0" w:type="auto"/>
+            <w:hideMark/>
+          </w:tcPr>
+          <w:p>
+            <w:pPr>
+              <w:ind w:firstLine="480"/>
+              <w:jc w:val="left"/>
+              <w:cnfStyle w:val="000000000000" w:firstRow="0" w:lastRow="0" w:firstColumn="0" w:lastColumn="0" w:oddVBand="0" w:evenVBand="0" w:oddHBand="0" w:evenHBand="0" w:firstRowFirstColumn="0" w:firstRowLastColumn="0" w:lastRowFirstColumn="0" w:lastRowLastColumn="0"/>
+            </w:pPr>
+            <w:r>
+              <w:t>summary</w:t>
+            </w:r>
+            <w:r>
+              <w:t>（条目摘要）、页面分类信息</w:t>
+            </w:r>
+          </w:p>
+        </w:tc>
+      </w:tr>
+      <w:tr>
+        <w:tc>
+          <w:tcPr>
+            <w:cnfStyle w:val="001000000000" w:firstRow="0" w:lastRow="0" w:firstColumn="1" w:lastColumn="0" w:oddVBand="0" w:evenVBand="0" w:oddHBand="0" w:evenHBand="0" w:firstRowFirstColumn="0" w:firstRowLastColumn="0" w:lastRowFirstColumn="0" w:lastRowLastColumn="0"/>
+            <w:tcW w:w="0" w:type="auto"/>
+            <w:hideMark/>
+          </w:tcPr>
+          <w:p>
+            <w:pPr>
+              <w:ind w:firstLine="482"/>
+              <w:jc w:val="left"/>
+            </w:pPr>
+            <w:r>
+              <w:t>Stack Overflow</w:t>
+            </w:r>
+            <w:r>
+              <w:t>（</w:t>
+            </w:r>
+            <w:r>
+              <w:t>SO</w:t>
+            </w:r>
+            <w:r>
+              <w:t>）</w:t>
+            </w:r>
+          </w:p>
+        </w:tc>
+        <w:tc>
+          <w:tcPr>
+            <w:tcW w:w="0" w:type="auto"/>
+            <w:hideMark/>
+          </w:tcPr>
+          <w:p>
+            <w:pPr>
+              <w:ind w:firstLine="480"/>
+              <w:jc w:val="left"/>
+              <w:cnfStyle w:val="000000000000" w:firstRow="0" w:lastRow="0" w:firstColumn="0" w:lastColumn="0" w:oddVBand="0" w:evenVBand="0" w:oddHBand="0" w:evenHBand="0" w:firstRowFirstColumn="0" w:firstRowLastColumn="0" w:lastRowFirstColumn="0" w:lastRowLastColumn="0"/>
+            </w:pPr>
+            <w:r>
+              <w:t>调用</w:t>
+            </w:r>
+            <w:r>
+              <w:t xml:space="preserve"> StackExchange API</w:t>
+            </w:r>
+            <w:r>
+              <w:t>（</w:t>
+            </w:r>
+            <w:r>
+              <w:t>requests.get</w:t>
+            </w:r>
+            <w:r>
+              <w:t>）获取技术标签的相关标签列表</w:t>
+            </w:r>
+          </w:p>
+        </w:tc>
+        <w:tc>
+          <w:tcPr>
+            <w:tcW w:w="0" w:type="auto"/>
+            <w:hideMark/>
+          </w:tcPr>
+          <w:p>
+            <w:pPr>
+              <w:ind w:firstLine="480"/>
+              <w:jc w:val="left"/>
+              <w:cnfStyle w:val="000000000000" w:firstRow="0" w:lastRow="0" w:firstColumn="0" w:lastColumn="0" w:oddVBand="0" w:evenVBand="0" w:oddHBand="0" w:evenHBand="0" w:firstRowFirstColumn="0" w:firstRowLastColumn="0" w:lastRowFirstColumn="0" w:lastRowLastColumn="0"/>
+            </w:pPr>
+            <w:r>
+              <w:t>so_tags</w:t>
+            </w:r>
+            <w:r>
+              <w:t>（相关标签列表；可扩展至问题</w:t>
+            </w:r>
+            <w:r>
+              <w:t>/</w:t>
+            </w:r>
+            <w:r>
+              <w:t>答案节点抓取）</w:t>
+            </w:r>
+          </w:p>
+        </w:tc>
+      </w:tr>
+      <w:tr>
+        <w:tc>
+          <w:tcPr>
+            <w:cnfStyle w:val="001000000000" w:firstRow="0" w:lastRow="0" w:firstColumn="1" w:lastColumn="0" w:oddVBand="0" w:evenVBand="0" w:oddHBand="0" w:evenHBand="0" w:firstRowFirstColumn="0" w:firstRowLastColumn="0" w:lastRowFirstColumn="0" w:lastRowLastColumn="0"/>
+            <w:tcW w:w="0" w:type="auto"/>
+            <w:hideMark/>
+          </w:tcPr>
+          <w:p>
+            <w:pPr>
+              <w:ind w:firstLine="482"/>
+              <w:jc w:val="left"/>
+            </w:pPr>
+            <w:r>
+              <w:lastRenderedPageBreak/>
+              <w:t>GitHub</w:t>
+            </w:r>
+          </w:p>
+        </w:tc>
+        <w:tc>
+          <w:tcPr>
+            <w:tcW w:w="0" w:type="auto"/>
+            <w:hideMark/>
+          </w:tcPr>
+          <w:p>
+            <w:pPr>
+              <w:ind w:firstLine="480"/>
+              <w:jc w:val="left"/>
+              <w:cnfStyle w:val="000000000000" w:firstRow="0" w:lastRow="0" w:firstColumn="0" w:lastColumn="0" w:oddVBand="0" w:evenVBand="0" w:oddHBand="0" w:evenHBand="0" w:firstRowFirstColumn="0" w:firstRowLastColumn="0" w:lastRowFirstColumn="0" w:lastRowLastColumn="0"/>
+            </w:pPr>
+            <w:r>
+              <w:t>使用</w:t>
+            </w:r>
+            <w:r>
+              <w:t xml:space="preserve"> PyGithub </w:t>
+            </w:r>
+            <w:r>
+              <w:t>客户端检索热门仓库，按名称匹配技术关键词</w:t>
+            </w:r>
+          </w:p>
+        </w:tc>
+        <w:tc>
+          <w:tcPr>
+            <w:tcW w:w="0" w:type="auto"/>
+            <w:hideMark/>
+          </w:tcPr>
+          <w:p>
+            <w:pPr>
+              <w:ind w:firstLine="480"/>
+              <w:jc w:val="left"/>
+              <w:cnfStyle w:val="000000000000" w:firstRow="0" w:lastRow="0" w:firstColumn="0" w:lastColumn="0" w:oddVBand="0" w:evenVBand="0" w:oddHBand="0" w:evenHBand="0" w:firstRowFirstColumn="0" w:firstRowLastColumn="0" w:lastRowFirstColumn="0" w:lastRowLastColumn="0"/>
+            </w:pPr>
+            <w:r>
+              <w:t>gh_repo</w:t>
+            </w:r>
+            <w:r>
+              <w:t>（仓库全名）、</w:t>
+            </w:r>
+            <w:r>
+              <w:t>gh_stars</w:t>
+            </w:r>
+            <w:r>
+              <w:t>（星标数）、</w:t>
+            </w:r>
+            <w:r>
+              <w:t>forks</w:t>
+            </w:r>
+            <w:r>
+              <w:t>（</w:t>
+            </w:r>
+            <w:r>
+              <w:t xml:space="preserve">Fork </w:t>
+            </w:r>
+            <w:r>
+              <w:t>数）</w:t>
+            </w:r>
+          </w:p>
+        </w:tc>
+      </w:tr>
+      <w:tr>
+        <w:tc>
+          <w:tcPr>
+            <w:cnfStyle w:val="001000000000" w:firstRow="0" w:lastRow="0" w:firstColumn="1" w:lastColumn="0" w:oddVBand="0" w:evenVBand="0" w:oddHBand="0" w:evenHBand="0" w:firstRowFirstColumn="0" w:firstRowLastColumn="0" w:lastRowFirstColumn="0" w:lastRowLastColumn="0"/>
+            <w:tcW w:w="0" w:type="auto"/>
+            <w:hideMark/>
+          </w:tcPr>
+          <w:p>
+            <w:pPr>
+              <w:ind w:firstLineChars="0" w:firstLine="0"/>
+              <w:jc w:val="left"/>
+            </w:pPr>
+            <w:r>
+              <w:t>搜索引擎（</w:t>
+            </w:r>
+            <w:r>
+              <w:t>DuckDuckGo / Google</w:t>
+            </w:r>
+            <w:r>
+              <w:t>）</w:t>
+            </w:r>
+          </w:p>
+        </w:tc>
+        <w:tc>
+          <w:tcPr>
+            <w:tcW w:w="0" w:type="auto"/>
+            <w:hideMark/>
+          </w:tcPr>
+          <w:p>
+            <w:pPr>
+              <w:ind w:firstLine="480"/>
+              <w:jc w:val="left"/>
+              <w:cnfStyle w:val="000000000000" w:firstRow="0" w:lastRow="0" w:firstColumn="0" w:lastColumn="0" w:oddVBand="0" w:evenVBand="0" w:oddHBand="0" w:evenHBand="0" w:firstRowFirstColumn="0" w:firstRowLastColumn="0" w:lastRowFirstColumn="0" w:lastRowLastColumn="0"/>
+            </w:pPr>
+            <w:r>
+              <w:t>通过</w:t>
+            </w:r>
+            <w:r>
+              <w:t xml:space="preserve"> HTTP </w:t>
+            </w:r>
+            <w:r>
+              <w:t>请求（</w:t>
+            </w:r>
+            <w:r>
+              <w:t>requests.get</w:t>
+            </w:r>
+            <w:r>
+              <w:t>）结合</w:t>
+            </w:r>
+            <w:r>
+              <w:t xml:space="preserve"> BeautifulSoup </w:t>
+            </w:r>
+            <w:r>
+              <w:t>解析搜索结果页面，提取首条结果的链接</w:t>
+            </w:r>
+          </w:p>
+        </w:tc>
+        <w:tc>
+          <w:tcPr>
+            <w:tcW w:w="0" w:type="auto"/>
+            <w:hideMark/>
+          </w:tcPr>
+          <w:p>
+            <w:pPr>
+              <w:ind w:firstLine="480"/>
+              <w:jc w:val="left"/>
+              <w:cnfStyle w:val="000000000000" w:firstRow="0" w:lastRow="0" w:firstColumn="0" w:lastColumn="0" w:oddVBand="0" w:evenVBand="0" w:oddHBand="0" w:evenHBand="0" w:firstRowFirstColumn="0" w:firstRowLastColumn="0" w:lastRowFirstColumn="0" w:lastRowLastColumn="0"/>
+            </w:pPr>
+            <w:r>
+              <w:t>homepage</w:t>
+            </w:r>
+            <w:r>
+              <w:t>（技术官方首页链接）</w:t>
+            </w:r>
+          </w:p>
+        </w:tc>
+      </w:tr>
+    </w:tbl>
+    <w:p>
+      <w:pPr>
+        <w:ind w:firstLineChars="0" w:firstLine="0"/>
+        <w:rPr>
+          <w:b/>
+          <w:bCs/>
+        </w:rPr>
+      </w:pPr>
+    </w:p>
+    <w:p>
+      <w:pPr>
+        <w:pStyle w:val="ae"/>
+        <w:widowControl/>
+        <w:spacing w:before="100" w:beforeAutospacing="1" w:after="100" w:afterAutospacing="1" w:line="240" w:lineRule="auto"/>
+        <w:ind w:firstLineChars="0" w:firstLine="0"/>
+        <w:jc w:val="left"/>
+        <w:outlineLvl w:val="3"/>
+        <w:rPr>
+          <w:rFonts w:ascii="宋体" w:hAnsi="宋体" w:cs="宋体"/>
+          <w:b/>
+          <w:bCs/>
+          <w:kern w:val="0"/>
+          <w:szCs w:val="24"/>
+          <w14:ligatures w14:val="none"/>
+        </w:rPr>
+      </w:pPr>
+      <w:r>
+        <w:rPr>
+          <w:rFonts w:ascii="宋体" w:hAnsi="宋体" w:cs="宋体"/>
+          <w:b/>
+          <w:bCs/>
+          <w:kern w:val="0"/>
+          <w:szCs w:val="24"/>
+          <w14:ligatures w14:val="none"/>
+        </w:rPr>
+        <w:t>核心代码片段</w:t>
+      </w:r>
+      <w:r>
+        <w:rPr>
+          <w:rFonts w:ascii="宋体" w:hAnsi="宋体" w:cs="宋体"/>
+          <w:b/>
+          <w:bCs/>
+          <w:kern w:val="0"/>
+          <w:szCs w:val="24"/>
+          <w14:ligatures w14:val="none"/>
+        </w:rPr>
+        <w:drawing>
+          <wp:inline distT="0" distB="0" distL="0" distR="0" wp14:anchorId="2DF189A0" wp14:editId="79E3E16A">
+            <wp:extent cx="5274310" cy="4861560"/>
+            <wp:effectExtent l="0" t="0" r="2540" b="0"/>
+            <wp:docPr id="1051373913" name="图片 1" descr="文本&#10;&#10;AI 生成的内容可能不正确。"/>
+            <wp:cNvGraphicFramePr>
+              <a:graphicFrameLocks xmlns:a="http://schemas.openxmlformats.org/drawingml/2006/main" noChangeAspect="1"/>
+            </wp:cNvGraphicFramePr>
+            <a:graphic xmlns:a="http://schemas.openxmlformats.org/drawingml/2006/main">
+              <a:graphicData uri="http://schemas.openxmlformats.org/drawingml/2006/picture">
+                <pic:pic xmlns:pic="http://schemas.openxmlformats.org/drawingml/2006/picture">
+                  <pic:nvPicPr>
+                    <pic:cNvPr id="1051373913" name="图片 1" descr="文本&#10;&#10;AI 生成的内容可能不正确。"/>
+                    <pic:cNvPicPr/>
+                  </pic:nvPicPr>
+                  <pic:blipFill>
+                    <a:blip r:embed="rId7"/>
+                    <a:stretch>
+                      <a:fillRect/>
+                    </a:stretch>
+                  </pic:blipFill>
+                  <pic:spPr>
+                    <a:xfrm>
+                      <a:off x="0" y="0"/>
+                      <a:ext cx="5274310" cy="4861560"/>
+                    </a:xfrm>
+                    <a:prstGeom prst="rect">
+                      <a:avLst/>
+                    </a:prstGeom>
+                  </pic:spPr>
+                </pic:pic>
+              </a:graphicData>
+            </a:graphic>
+          </wp:inline>
+        </w:drawing>
+      </w:r>
+    </w:p>
+    <w:p>
+      <w:pPr>
+        <w:pStyle w:val="aff7"/>
+        <w:ind w:left="720"/>
+      </w:pPr>
+      <w:r>
+        <w:rPr>
+          <w:rStyle w:val="HTML1"/>
+        </w:rPr>
+        <w:t>MERGE</w:t>
+      </w:r>
+      <w:r>
+        <w:t xml:space="preserve"> 会先尝试按主键（如 </w:t>
+      </w:r>
+      <w:r>
+        <w:rPr>
+          <w:rStyle w:val="HTML1"/>
+        </w:rPr>
+        <w:t>norm</w:t>
+      </w:r>
+      <w:r>
+        <w:t>）匹配已有节点／关系，若不存在才创建，避免重复写入。</w:t>
+      </w:r>
+    </w:p>
+    <w:p>
+      <w:pPr>
+        <w:pStyle w:val="aff7"/>
+        <w:ind w:left="720"/>
+      </w:pPr>
+      <w:r>
+        <w:rPr>
+          <w:rStyle w:val="HTML1"/>
+        </w:rPr>
+        <w:lastRenderedPageBreak/>
+        <w:t>ON CREATE SET</w:t>
+      </w:r>
+      <w:r>
+        <w:t xml:space="preserve"> 与 </w:t>
+      </w:r>
+      <w:r>
+        <w:rPr>
+          <w:rStyle w:val="HTML1"/>
+        </w:rPr>
+        <w:t>SET ... += $props</w:t>
+      </w:r>
+      <w:r>
+        <w:t xml:space="preserve"> 区分首次创建与后续更新，确保新增属性或修正属性时不覆盖历史数据。</w:t>
+      </w:r>
+    </w:p>
+    <w:p>
+      <w:pPr>
+        <w:pStyle w:val="ae"/>
+        <w:widowControl/>
+        <w:spacing w:before="100" w:beforeAutospacing="1" w:after="100" w:afterAutospacing="1" w:line="240" w:lineRule="auto"/>
+        <w:ind w:firstLineChars="0" w:firstLine="0"/>
+        <w:jc w:val="left"/>
+        <w:outlineLvl w:val="3"/>
+        <w:rPr>
+          <w:rFonts w:ascii="宋体" w:hAnsi="宋体" w:cs="宋体" w:hint="eastAsia"/>
+          <w:b/>
+          <w:bCs/>
+          <w:kern w:val="0"/>
+          <w:szCs w:val="24"/>
+          <w14:ligatures w14:val="none"/>
         </w:rPr>
       </w:pPr>
     </w:p>
@@ -5598,15 +6828,7 @@
         <w:ind w:firstLineChars="0" w:firstLine="0"/>
       </w:pPr>
       <w:r>
-        <w:t xml:space="preserve">[1] Vaswani A, </w:t>
-      </w:r>
-      <w:proofErr w:type="spellStart"/>
-      <w:r>
-        <w:t>Shazeer</w:t>
-      </w:r>
-      <w:proofErr w:type="spellEnd"/>
-      <w:r>
-        <w:t xml:space="preserve"> N, Parmar N, et al. Attention is all you need [C]//Proceedings of the 31st Conference on Neural Information Processing Systems. Long Beach, CA: Curran Associates, Inc., 2017: 6000-6010.</w:t>
+        <w:t>[1] Vaswani A, Shazeer N, Parmar N, et al. Attention is all you need [C]//Proceedings of the 31st Conference on Neural Information Processing Systems. Long Beach, CA: Curran Associates, Inc., 2017: 6000-6010.</w:t>
       </w:r>
       <w:r>
         <w:br/>
@@ -5642,18 +6864,7 @@
       </w:r>
       <w:r>
         <w:br/>
-      </w:r>
-      <w:r>
-        <w:lastRenderedPageBreak/>
-        <w:t xml:space="preserve">[7] Jauhiainen T, </w:t>
-      </w:r>
-      <w:proofErr w:type="spellStart"/>
-      <w:r>
-        <w:t>Garagorry</w:t>
-      </w:r>
-      <w:proofErr w:type="spellEnd"/>
-      <w:r>
-        <w:t xml:space="preserve"> L. Priming or productive? Teachers’ experiences with generative AI for creating educational content [J]. Frontiers in Education, 2024, 9: 1373915.</w:t>
+        <w:t>[7] Jauhiainen T, Garagorry L. Priming or productive? Teachers’ experiences with generative AI for creating educational content [J]. Frontiers in Education, 2024, 9: 1373915.</w:t>
       </w:r>
       <w:r>
         <w:br/>
@@ -5661,15 +6872,7 @@
       </w:r>
       <w:r>
         <w:br/>
-        <w:t xml:space="preserve">[9] Memon TD, Kwan P. A collaborative model for integrating teacher and GenAI into future education [J]. </w:t>
-      </w:r>
-      <w:proofErr w:type="spellStart"/>
-      <w:r>
-        <w:t>TechTrends</w:t>
-      </w:r>
-      <w:proofErr w:type="spellEnd"/>
-      <w:r>
-        <w:t>, 2025, 69(1): 112-121.</w:t>
+        <w:t>[9] Memon TD, Kwan P. A collaborative model for integrating teacher and GenAI into future education [J]. TechTrends, 2025, 69(1): 112-121.</w:t>
       </w:r>
       <w:r>
         <w:br/>
@@ -5677,15 +6880,11 @@
       </w:r>
       <w:r>
         <w:br/>
-        <w:t xml:space="preserve">[11] Mittal U, Siva Sai, </w:t>
-      </w:r>
-      <w:proofErr w:type="spellStart"/>
-      <w:r>
-        <w:t>Chamola</w:t>
-      </w:r>
-      <w:proofErr w:type="spellEnd"/>
-      <w:r>
-        <w:t xml:space="preserve"> V, Sangwan D. A comprehensive review on generative AI for education [J]. IEEE Access, 2024, 12: 112345-112369.</w:t>
+        <w:t xml:space="preserve">[11] Mittal U, Siva Sai, Chamola V, Sangwan D. A comprehensive review on generative </w:t>
+      </w:r>
+      <w:r>
+        <w:lastRenderedPageBreak/>
+        <w:t>AI for education [J]. IEEE Access, 2024, 12: 112345-112369.</w:t>
       </w:r>
       <w:r>
         <w:br/>
@@ -5697,15 +6896,7 @@
       </w:r>
       <w:r>
         <w:br/>
-        <w:t xml:space="preserve">[14] Zhu Y, Zhang X, Zheng L, Gao Y. A knowledge graph and </w:t>
-      </w:r>
-      <w:proofErr w:type="spellStart"/>
-      <w:r>
-        <w:t>BiLSTM</w:t>
-      </w:r>
-      <w:proofErr w:type="spellEnd"/>
-      <w:r>
-        <w:t>-CRF-enabled intelligent adaptive learning model and its potential application [J]. Alexandria Engineering Journal, 2024, 91(11): 305-320.</w:t>
+        <w:t>[14] Zhu Y, Zhang X, Zheng L, Gao Y. A knowledge graph and BiLSTM-CRF-enabled intelligent adaptive learning model and its potential application [J]. Alexandria Engineering Journal, 2024, 91(11): 305-320.</w:t>
       </w:r>
       <w:r>
         <w:br/>
@@ -5721,11 +6912,7 @@
       </w:r>
       <w:r>
         <w:br/>
-        <w:t xml:space="preserve">[18] Xie X, Zhao J, Zhang X, et al. A knowledge graph-enhanced learning </w:t>
-      </w:r>
-      <w:r>
-        <w:lastRenderedPageBreak/>
-        <w:t>recommendation system driven by deep learning [C]//Proc. of the 2024 IEEE 3rd International Conference on Education Informatization and Digital Innovation (EIDI 2024). Xiamen: IEEE, 2024: 85-93.</w:t>
+        <w:t>[18] Xie X, Zhao J, Zhang X, et al. A knowledge graph-enhanced learning recommendation system driven by deep learning [C]//Proc. of the 2024 IEEE 3rd International Conference on Education Informatization and Digital Innovation (EIDI 2024). Xiamen: IEEE, 2024: 85-93.</w:t>
       </w:r>
       <w:r>
         <w:br/>
@@ -5741,7 +6928,11 @@
       </w:r>
       <w:r>
         <w:br/>
-        <w:t>[22] Liu J, Zhang H, Li W. Personalized learning path recommendation using educational knowledge graph [J]. Computer Applications in Engineering Education, 2022, 30(4): 870-882.</w:t>
+        <w:t xml:space="preserve">[22] Liu J, Zhang H, Li W. Personalized learning path recommendation using </w:t>
+      </w:r>
+      <w:r>
+        <w:lastRenderedPageBreak/>
+        <w:t>educational knowledge graph [J]. Computer Applications in Engineering Education, 2022, 30(4): 870-882.</w:t>
       </w:r>
       <w:r>
         <w:br/>
@@ -5800,11 +6991,7 @@
       </w:r>
       <w:r>
         <w:br/>
-        <w:t xml:space="preserve">[29] Gao J, Liu Q, Huang W. Automatic generation of learning paths based on </w:t>
-      </w:r>
-      <w:r>
-        <w:lastRenderedPageBreak/>
-        <w:t>knowledge map [J]. Modern Educational Technology, 2021, 31(7): 88-96.</w:t>
+        <w:t>[29] Gao J, Liu Q, Huang W. Automatic generation of learning paths based on knowledge map [J]. Modern Educational Technology, 2021, 31(7): 88-96.</w:t>
       </w:r>
       <w:r>
         <w:br/>
@@ -5813,7 +7000,91 @@
     </w:p>
     <w:p>
       <w:pPr>
-        <w:ind w:firstLineChars="83" w:firstLine="199"/>
+        <w:ind w:firstLineChars="0" w:firstLine="0"/>
+      </w:pPr>
+      <w:r>
+        <w:t>[31] Neo4j. Neo4j Python Driver Manual</w:t>
+      </w:r>
+      <w:r>
+        <w:rPr>
+          <w:rFonts w:hint="eastAsia"/>
+        </w:rPr>
+        <w:t xml:space="preserve"> </w:t>
+      </w:r>
+      <w:r>
+        <w:t xml:space="preserve">[EB/OL]. (2024-05-01)[2025-06-15]. </w:t>
+      </w:r>
+      <w:hyperlink r:id="rId8" w:history="1">
+        <w:r>
+          <w:rPr>
+            <w:rStyle w:val="aa"/>
+          </w:rPr>
+          <w:t>https://neo4j.com/docs/api/python-driver/current/</w:t>
+        </w:r>
+      </w:hyperlink>
+      <w:r>
+        <w:t>.</w:t>
+      </w:r>
+    </w:p>
+    <w:p>
+      <w:pPr>
+        <w:ind w:firstLineChars="0" w:firstLine="0"/>
+      </w:pPr>
+      <w:r>
+        <w:t>[3</w:t>
+      </w:r>
+      <w:r>
+        <w:rPr>
+          <w:rFonts w:hint="eastAsia"/>
+        </w:rPr>
+        <w:t>2</w:t>
+      </w:r>
+      <w:r>
+        <w:t xml:space="preserve">] Rosner F, Potukar A. Resilience design patterns: retry, fallback, timeout, circuit breaker[EB/OL].(2019-06-24)[2025-06-15]. </w:t>
+      </w:r>
+      <w:hyperlink r:id="rId9" w:tgtFrame="_new" w:history="1">
+        <w:r>
+          <w:rPr>
+            <w:rStyle w:val="aa"/>
+          </w:rPr>
+          <w:t>http://www.codecentric.de/en/knowledge-hub/blog/resilience-design-patterns-retry-fallback-timeout-circuit-breaker</w:t>
+        </w:r>
+      </w:hyperlink>
+      <w:r>
+        <w:t>.</w:t>
+      </w:r>
+    </w:p>
+    <w:p>
+      <w:pPr>
+        <w:ind w:firstLineChars="0" w:firstLine="0"/>
+      </w:pPr>
+      <w:r>
+        <w:t>[3</w:t>
+      </w:r>
+      <w:r>
+        <w:rPr>
+          <w:rFonts w:hint="eastAsia"/>
+        </w:rPr>
+        <w:t>3</w:t>
+      </w:r>
+      <w:r>
+        <w:t xml:space="preserve">] Andy. StackAPI – A(nother) Python wrapper[EB/OL]. (2016-03-11)[2025-06-15]. </w:t>
+      </w:r>
+      <w:hyperlink r:id="rId10" w:tgtFrame="_new" w:history="1">
+        <w:r>
+          <w:rPr>
+            <w:rStyle w:val="aa"/>
+          </w:rPr>
+          <w:t>https://stackapps.com/questions/6841/stackapi-another-python-wrapper</w:t>
+        </w:r>
+      </w:hyperlink>
+      <w:r>
+        <w:t>.</w:t>
+      </w:r>
+    </w:p>
+    <w:p>
+      <w:pPr>
+        <w:ind w:firstLineChars="0" w:firstLine="0"/>
         <w:rPr>
           <w:rFonts w:hint="eastAsia"/>
         </w:rPr>
@@ -6731,6 +8002,155 @@
     </w:lvl>
   </w:abstractNum>
   <w:abstractNum w:abstractNumId="7" w15:restartNumberingAfterBreak="0">
+    <w:nsid w:val="68E14A18"/>
+    <w:multiLevelType w:val="multilevel"/>
+    <w:tmpl w:val="6832E186"/>
+    <w:lvl w:ilvl="0">
+      <w:start w:val="1"/>
+      <w:numFmt w:val="bullet"/>
+      <w:lvlText w:val=""/>
+      <w:lvlJc w:val="left"/>
+      <w:pPr>
+        <w:tabs>
+          <w:tab w:val="num" w:pos="720"/>
+        </w:tabs>
+        <w:ind w:left="720" w:hanging="360"/>
+      </w:pPr>
+      <w:rPr>
+        <w:rFonts w:ascii="Symbol" w:hAnsi="Symbol" w:hint="default"/>
+        <w:sz w:val="20"/>
+      </w:rPr>
+    </w:lvl>
+    <w:lvl w:ilvl="1" w:tentative="1">
+      <w:start w:val="1"/>
+      <w:numFmt w:val="bullet"/>
+      <w:lvlText w:val="o"/>
+      <w:lvlJc w:val="left"/>
+      <w:pPr>
+        <w:tabs>
+          <w:tab w:val="num" w:pos="1440"/>
+        </w:tabs>
+        <w:ind w:left="1440" w:hanging="360"/>
+      </w:pPr>
+      <w:rPr>
+        <w:rFonts w:ascii="Courier New" w:hAnsi="Courier New" w:hint="default"/>
+        <w:sz w:val="20"/>
+      </w:rPr>
+    </w:lvl>
+    <w:lvl w:ilvl="2" w:tentative="1">
+      <w:start w:val="1"/>
+      <w:numFmt w:val="bullet"/>
+      <w:lvlText w:val=""/>
+      <w:lvlJc w:val="left"/>
+      <w:pPr>
+        <w:tabs>
+          <w:tab w:val="num" w:pos="2160"/>
+        </w:tabs>
+        <w:ind w:left="2160" w:hanging="360"/>
+      </w:pPr>
+      <w:rPr>
+        <w:rFonts w:ascii="Wingdings" w:hAnsi="Wingdings" w:hint="default"/>
+        <w:sz w:val="20"/>
+      </w:rPr>
+    </w:lvl>
+    <w:lvl w:ilvl="3" w:tentative="1">
+      <w:start w:val="1"/>
+      <w:numFmt w:val="bullet"/>
+      <w:lvlText w:val=""/>
+      <w:lvlJc w:val="left"/>
+      <w:pPr>
+        <w:tabs>
+          <w:tab w:val="num" w:pos="2880"/>
+        </w:tabs>
+        <w:ind w:left="2880" w:hanging="360"/>
+      </w:pPr>
+      <w:rPr>
+        <w:rFonts w:ascii="Wingdings" w:hAnsi="Wingdings" w:hint="default"/>
+        <w:sz w:val="20"/>
+      </w:rPr>
+    </w:lvl>
+    <w:lvl w:ilvl="4" w:tentative="1">
+      <w:start w:val="1"/>
+      <w:numFmt w:val="bullet"/>
+      <w:lvlText w:val=""/>
+      <w:lvlJc w:val="left"/>
+      <w:pPr>
+        <w:tabs>
+          <w:tab w:val="num" w:pos="3600"/>
+        </w:tabs>
+        <w:ind w:left="3600" w:hanging="360"/>
+      </w:pPr>
+      <w:rPr>
+        <w:rFonts w:ascii="Wingdings" w:hAnsi="Wingdings" w:hint="default"/>
+        <w:sz w:val="20"/>
+      </w:rPr>
+    </w:lvl>
+    <w:lvl w:ilvl="5" w:tentative="1">
+      <w:start w:val="1"/>
+      <w:numFmt w:val="bullet"/>
+      <w:lvlText w:val=""/>
+      <w:lvlJc w:val="left"/>
+      <w:pPr>
+        <w:tabs>
+          <w:tab w:val="num" w:pos="4320"/>
+        </w:tabs>
+        <w:ind w:left="4320" w:hanging="360"/>
+      </w:pPr>
+      <w:rPr>
+        <w:rFonts w:ascii="Wingdings" w:hAnsi="Wingdings" w:hint="default"/>
+        <w:sz w:val="20"/>
+      </w:rPr>
+    </w:lvl>
+    <w:lvl w:ilvl="6" w:tentative="1">
+      <w:start w:val="1"/>
+      <w:numFmt w:val="bullet"/>
+      <w:lvlText w:val=""/>
+      <w:lvlJc w:val="left"/>
+      <w:pPr>
+        <w:tabs>
+          <w:tab w:val="num" w:pos="5040"/>
+        </w:tabs>
+        <w:ind w:left="5040" w:hanging="360"/>
+      </w:pPr>
+      <w:rPr>
+        <w:rFonts w:ascii="Wingdings" w:hAnsi="Wingdings" w:hint="default"/>
+        <w:sz w:val="20"/>
+      </w:rPr>
+    </w:lvl>
+    <w:lvl w:ilvl="7" w:tentative="1">
+      <w:start w:val="1"/>
+      <w:numFmt w:val="bullet"/>
+      <w:lvlText w:val=""/>
+      <w:lvlJc w:val="left"/>
+      <w:pPr>
+        <w:tabs>
+          <w:tab w:val="num" w:pos="5760"/>
+        </w:tabs>
+        <w:ind w:left="5760" w:hanging="360"/>
+      </w:pPr>
+      <w:rPr>
+        <w:rFonts w:ascii="Wingdings" w:hAnsi="Wingdings" w:hint="default"/>
+        <w:sz w:val="20"/>
+      </w:rPr>
+    </w:lvl>
+    <w:lvl w:ilvl="8" w:tentative="1">
+      <w:start w:val="1"/>
+      <w:numFmt w:val="bullet"/>
+      <w:lvlText w:val=""/>
+      <w:lvlJc w:val="left"/>
+      <w:pPr>
+        <w:tabs>
+          <w:tab w:val="num" w:pos="6480"/>
+        </w:tabs>
+        <w:ind w:left="6480" w:hanging="360"/>
+      </w:pPr>
+      <w:rPr>
+        <w:rFonts w:ascii="Wingdings" w:hAnsi="Wingdings" w:hint="default"/>
+        <w:sz w:val="20"/>
+      </w:rPr>
+    </w:lvl>
+  </w:abstractNum>
+  <w:abstractNum w:abstractNumId="8" w15:restartNumberingAfterBreak="0">
     <w:nsid w:val="707D2C05"/>
     <w:multiLevelType w:val="multilevel"/>
     <w:tmpl w:val="07B8A216"/>
@@ -6857,7 +8277,7 @@
     <w:abstractNumId w:val="6"/>
   </w:num>
   <w:num w:numId="4" w16cid:durableId="1313681412">
-    <w:abstractNumId w:val="7"/>
+    <w:abstractNumId w:val="8"/>
   </w:num>
   <w:num w:numId="5" w16cid:durableId="2108111532">
     <w:abstractNumId w:val="2"/>
@@ -6870,6 +8290,9 @@
   </w:num>
   <w:num w:numId="8" w16cid:durableId="1196114063">
     <w:abstractNumId w:val="0"/>
+  </w:num>
+  <w:num w:numId="9" w16cid:durableId="1164005079">
+    <w:abstractNumId w:val="7"/>
   </w:num>
 </w:numbering>
 </file>
@@ -8770,6 +10193,93 @@
       <w:sz w:val="24"/>
     </w:rPr>
   </w:style>
+  <w:style w:type="paragraph" w:styleId="HTML">
+    <w:name w:val="HTML Preformatted"/>
+    <w:basedOn w:val="a"/>
+    <w:link w:val="HTML0"/>
+    <w:uiPriority w:val="99"/>
+    <w:semiHidden/>
+    <w:unhideWhenUsed/>
+    <w:rsid w:val="007817F7"/>
+    <w:pPr>
+      <w:widowControl/>
+      <w:tabs>
+        <w:tab w:val="left" w:pos="916"/>
+        <w:tab w:val="left" w:pos="1832"/>
+        <w:tab w:val="left" w:pos="2748"/>
+        <w:tab w:val="left" w:pos="3664"/>
+        <w:tab w:val="left" w:pos="4580"/>
+        <w:tab w:val="left" w:pos="5496"/>
+        <w:tab w:val="left" w:pos="6412"/>
+        <w:tab w:val="left" w:pos="7328"/>
+        <w:tab w:val="left" w:pos="8244"/>
+        <w:tab w:val="left" w:pos="9160"/>
+        <w:tab w:val="left" w:pos="10076"/>
+        <w:tab w:val="left" w:pos="10992"/>
+        <w:tab w:val="left" w:pos="11908"/>
+        <w:tab w:val="left" w:pos="12824"/>
+        <w:tab w:val="left" w:pos="13740"/>
+        <w:tab w:val="left" w:pos="14656"/>
+      </w:tabs>
+      <w:spacing w:line="240" w:lineRule="auto"/>
+      <w:ind w:firstLineChars="0" w:firstLine="0"/>
+      <w:jc w:val="left"/>
+    </w:pPr>
+    <w:rPr>
+      <w:rFonts w:ascii="宋体" w:hAnsi="宋体" w:cs="宋体"/>
+      <w:kern w:val="0"/>
+      <w:szCs w:val="24"/>
+      <w14:ligatures w14:val="none"/>
+    </w:rPr>
+  </w:style>
+  <w:style w:type="character" w:customStyle="1" w:styleId="HTML0">
+    <w:name w:val="HTML 预设格式 字符"/>
+    <w:basedOn w:val="a0"/>
+    <w:link w:val="HTML"/>
+    <w:uiPriority w:val="99"/>
+    <w:semiHidden/>
+    <w:rsid w:val="007817F7"/>
+    <w:rPr>
+      <w:rFonts w:ascii="宋体" w:eastAsia="宋体" w:hAnsi="宋体" w:cs="宋体"/>
+      <w:kern w:val="0"/>
+      <w:sz w:val="24"/>
+      <w:szCs w:val="24"/>
+      <w14:ligatures w14:val="none"/>
+    </w:rPr>
+  </w:style>
+  <w:style w:type="paragraph" w:styleId="aff7">
+    <w:name w:val="Normal (Web)"/>
+    <w:basedOn w:val="a"/>
+    <w:uiPriority w:val="99"/>
+    <w:semiHidden/>
+    <w:unhideWhenUsed/>
+    <w:rsid w:val="007817F7"/>
+    <w:pPr>
+      <w:widowControl/>
+      <w:spacing w:before="100" w:beforeAutospacing="1" w:after="100" w:afterAutospacing="1" w:line="240" w:lineRule="auto"/>
+      <w:ind w:firstLineChars="0" w:firstLine="0"/>
+      <w:jc w:val="left"/>
+    </w:pPr>
+    <w:rPr>
+      <w:rFonts w:ascii="宋体" w:hAnsi="宋体" w:cs="宋体"/>
+      <w:kern w:val="0"/>
+      <w:szCs w:val="24"/>
+      <w14:ligatures w14:val="none"/>
+    </w:rPr>
+  </w:style>
+  <w:style w:type="character" w:styleId="HTML1">
+    <w:name w:val="HTML Code"/>
+    <w:basedOn w:val="a0"/>
+    <w:uiPriority w:val="99"/>
+    <w:semiHidden/>
+    <w:unhideWhenUsed/>
+    <w:rsid w:val="007817F7"/>
+    <w:rPr>
+      <w:rFonts w:ascii="宋体" w:eastAsia="宋体" w:hAnsi="宋体" w:cs="宋体"/>
+      <w:sz w:val="24"/>
+      <w:szCs w:val="24"/>
+    </w:rPr>
+  </w:style>
 </w:styles>
 </file>
 
